--- a/content-src/docx/O T 2011 11 25 Peter Reading.docx
+++ b/content-src/docx/O T 2011 11 25 Peter Reading.docx
@@ -43,7 +43,7 @@
     </w:p>
     <w:p>
       <w:r>
-        <w:t>&lt;category&gt;poetry&lt;/category&gt;</w:t>
+        <w:t xml:space="preserve">&lt;category&gt;poetry, obituary&lt;/category&gt;</w:t>
       </w:r>
     </w:p>
     <w:p/>
